--- a/Proyecto2trimestre/Documentacion/Memoria_BD_Witcher.docx
+++ b/Proyecto2trimestre/Documentacion/Memoria_BD_Witcher.docx
@@ -940,14 +940,7 @@
           <w:b/>
           <w:bCs/>
         </w:rPr>
-        <w:t>Draw.io</w:t>
-      </w:r>
-      <w:r>
-        <w:rPr>
-          <w:b/>
-          <w:bCs/>
-        </w:rPr>
-        <w:t xml:space="preserve">: </w:t>
+        <w:t xml:space="preserve">Draw.io: </w:t>
       </w:r>
       <w:r>
         <w:t>para diseñar el modelo entidad-relación antes de crear las tablas.</w:t>
@@ -1030,12 +1023,6 @@
         <w:gridCol w:w="4226"/>
       </w:tblGrid>
       <w:tr>
-        <w:tblPrEx>
-          <w:tblCellMar>
-            <w:top w:w="0" w:type="dxa"/>
-            <w:bottom w:w="0" w:type="dxa"/>
-          </w:tblCellMar>
-        </w:tblPrEx>
         <w:tc>
           <w:tcPr>
             <w:tcW w:w="2600" w:type="dxa"/>
@@ -1128,12 +1115,6 @@
         </w:tc>
       </w:tr>
       <w:tr>
-        <w:tblPrEx>
-          <w:tblCellMar>
-            <w:top w:w="0" w:type="dxa"/>
-            <w:bottom w:w="0" w:type="dxa"/>
-          </w:tblCellMar>
-        </w:tblPrEx>
         <w:tc>
           <w:tcPr>
             <w:tcW w:w="2600" w:type="dxa"/>
@@ -1217,12 +1198,6 @@
         </w:tc>
       </w:tr>
       <w:tr>
-        <w:tblPrEx>
-          <w:tblCellMar>
-            <w:top w:w="0" w:type="dxa"/>
-            <w:bottom w:w="0" w:type="dxa"/>
-          </w:tblCellMar>
-        </w:tblPrEx>
         <w:tc>
           <w:tcPr>
             <w:tcW w:w="2600" w:type="dxa"/>
@@ -1306,12 +1281,6 @@
         </w:tc>
       </w:tr>
       <w:tr>
-        <w:tblPrEx>
-          <w:tblCellMar>
-            <w:top w:w="0" w:type="dxa"/>
-            <w:bottom w:w="0" w:type="dxa"/>
-          </w:tblCellMar>
-        </w:tblPrEx>
         <w:tc>
           <w:tcPr>
             <w:tcW w:w="2600" w:type="dxa"/>
@@ -1395,12 +1364,6 @@
         </w:tc>
       </w:tr>
       <w:tr>
-        <w:tblPrEx>
-          <w:tblCellMar>
-            <w:top w:w="0" w:type="dxa"/>
-            <w:bottom w:w="0" w:type="dxa"/>
-          </w:tblCellMar>
-        </w:tblPrEx>
         <w:tc>
           <w:tcPr>
             <w:tcW w:w="2600" w:type="dxa"/>
@@ -1484,12 +1447,6 @@
         </w:tc>
       </w:tr>
       <w:tr>
-        <w:tblPrEx>
-          <w:tblCellMar>
-            <w:top w:w="0" w:type="dxa"/>
-            <w:bottom w:w="0" w:type="dxa"/>
-          </w:tblCellMar>
-        </w:tblPrEx>
         <w:tc>
           <w:tcPr>
             <w:tcW w:w="2600" w:type="dxa"/>
@@ -1573,12 +1530,6 @@
         </w:tc>
       </w:tr>
       <w:tr>
-        <w:tblPrEx>
-          <w:tblCellMar>
-            <w:top w:w="0" w:type="dxa"/>
-            <w:bottom w:w="0" w:type="dxa"/>
-          </w:tblCellMar>
-        </w:tblPrEx>
         <w:tc>
           <w:tcPr>
             <w:tcW w:w="2600" w:type="dxa"/>
@@ -1662,12 +1613,6 @@
         </w:tc>
       </w:tr>
       <w:tr>
-        <w:tblPrEx>
-          <w:tblCellMar>
-            <w:top w:w="0" w:type="dxa"/>
-            <w:bottom w:w="0" w:type="dxa"/>
-          </w:tblCellMar>
-        </w:tblPrEx>
         <w:tc>
           <w:tcPr>
             <w:tcW w:w="2600" w:type="dxa"/>
@@ -1751,12 +1696,6 @@
         </w:tc>
       </w:tr>
       <w:tr>
-        <w:tblPrEx>
-          <w:tblCellMar>
-            <w:top w:w="0" w:type="dxa"/>
-            <w:bottom w:w="0" w:type="dxa"/>
-          </w:tblCellMar>
-        </w:tblPrEx>
         <w:tc>
           <w:tcPr>
             <w:tcW w:w="2600" w:type="dxa"/>
@@ -1850,12 +1789,6 @@
         </w:tc>
       </w:tr>
       <w:tr>
-        <w:tblPrEx>
-          <w:tblCellMar>
-            <w:top w:w="0" w:type="dxa"/>
-            <w:bottom w:w="0" w:type="dxa"/>
-          </w:tblCellMar>
-        </w:tblPrEx>
         <w:tc>
           <w:tcPr>
             <w:tcW w:w="2600" w:type="dxa"/>
@@ -1934,6 +1867,422 @@
                 <w:szCs w:val="19"/>
               </w:rPr>
               <w:t>Qué personajes participan en cada combate</w:t>
+            </w:r>
+          </w:p>
+        </w:tc>
+      </w:tr>
+      <w:tr>
+        <w:tc>
+          <w:tcPr>
+            <w:tcW w:w="2600" w:type="dxa"/>
+            <w:tcBorders>
+              <w:top w:val="single" w:sz="4" w:space="0" w:color="999999"/>
+              <w:left w:val="single" w:sz="4" w:space="0" w:color="999999"/>
+              <w:bottom w:val="single" w:sz="4" w:space="0" w:color="999999"/>
+              <w:right w:val="single" w:sz="4" w:space="0" w:color="999999"/>
+            </w:tcBorders>
+            <w:tcMar>
+              <w:top w:w="70" w:type="dxa"/>
+              <w:left w:w="110" w:type="dxa"/>
+              <w:bottom w:w="70" w:type="dxa"/>
+              <w:right w:w="110" w:type="dxa"/>
+            </w:tcMar>
+          </w:tcPr>
+          <w:p>
+            <w:pPr>
+              <w:rPr>
+                <w:color w:val="000000"/>
+                <w:sz w:val="19"/>
+                <w:szCs w:val="19"/>
+              </w:rPr>
+            </w:pPr>
+            <w:r>
+              <w:rPr>
+                <w:color w:val="000000"/>
+                <w:sz w:val="19"/>
+                <w:szCs w:val="19"/>
+              </w:rPr>
+              <w:t>JUGADORES</w:t>
+            </w:r>
+          </w:p>
+        </w:tc>
+        <w:tc>
+          <w:tcPr>
+            <w:tcW w:w="2200" w:type="dxa"/>
+            <w:tcBorders>
+              <w:top w:val="single" w:sz="4" w:space="0" w:color="999999"/>
+              <w:left w:val="single" w:sz="4" w:space="0" w:color="999999"/>
+              <w:bottom w:val="single" w:sz="4" w:space="0" w:color="999999"/>
+              <w:right w:val="single" w:sz="4" w:space="0" w:color="999999"/>
+            </w:tcBorders>
+            <w:tcMar>
+              <w:top w:w="70" w:type="dxa"/>
+              <w:left w:w="110" w:type="dxa"/>
+              <w:bottom w:w="70" w:type="dxa"/>
+              <w:right w:w="110" w:type="dxa"/>
+            </w:tcMar>
+          </w:tcPr>
+          <w:p>
+            <w:pPr>
+              <w:rPr>
+                <w:color w:val="000000"/>
+                <w:sz w:val="19"/>
+                <w:szCs w:val="19"/>
+              </w:rPr>
+            </w:pPr>
+            <w:r>
+              <w:rPr>
+                <w:color w:val="000000"/>
+                <w:sz w:val="19"/>
+                <w:szCs w:val="19"/>
+              </w:rPr>
+              <w:t>Principal (dinámica)</w:t>
+            </w:r>
+          </w:p>
+        </w:tc>
+        <w:tc>
+          <w:tcPr>
+            <w:tcW w:w="4226" w:type="dxa"/>
+            <w:tcBorders>
+              <w:top w:val="single" w:sz="4" w:space="0" w:color="999999"/>
+              <w:left w:val="single" w:sz="4" w:space="0" w:color="999999"/>
+              <w:bottom w:val="single" w:sz="4" w:space="0" w:color="999999"/>
+              <w:right w:val="single" w:sz="4" w:space="0" w:color="999999"/>
+            </w:tcBorders>
+            <w:tcMar>
+              <w:top w:w="70" w:type="dxa"/>
+              <w:left w:w="110" w:type="dxa"/>
+              <w:bottom w:w="70" w:type="dxa"/>
+              <w:right w:w="110" w:type="dxa"/>
+            </w:tcMar>
+          </w:tcPr>
+          <w:p>
+            <w:pPr>
+              <w:rPr>
+                <w:color w:val="000000"/>
+                <w:sz w:val="19"/>
+                <w:szCs w:val="19"/>
+              </w:rPr>
+            </w:pPr>
+            <w:r>
+              <w:rPr>
+                <w:color w:val="000000"/>
+                <w:sz w:val="19"/>
+                <w:szCs w:val="19"/>
+              </w:rPr>
+              <w:t>Datos del jugador: victorias, derrotas y contadores</w:t>
+            </w:r>
+          </w:p>
+        </w:tc>
+      </w:tr>
+      <w:tr>
+        <w:tc>
+          <w:tcPr>
+            <w:tcW w:w="2600" w:type="dxa"/>
+            <w:tcBorders>
+              <w:top w:val="single" w:sz="4" w:space="0" w:color="999999"/>
+              <w:left w:val="single" w:sz="4" w:space="0" w:color="999999"/>
+              <w:bottom w:val="single" w:sz="4" w:space="0" w:color="999999"/>
+              <w:right w:val="single" w:sz="4" w:space="0" w:color="999999"/>
+            </w:tcBorders>
+            <w:tcMar>
+              <w:top w:w="70" w:type="dxa"/>
+              <w:left w:w="110" w:type="dxa"/>
+              <w:bottom w:w="70" w:type="dxa"/>
+              <w:right w:w="110" w:type="dxa"/>
+            </w:tcMar>
+          </w:tcPr>
+          <w:p>
+            <w:pPr>
+              <w:rPr>
+                <w:color w:val="000000"/>
+                <w:sz w:val="19"/>
+                <w:szCs w:val="19"/>
+              </w:rPr>
+            </w:pPr>
+            <w:r>
+              <w:rPr>
+                <w:color w:val="000000"/>
+                <w:sz w:val="19"/>
+                <w:szCs w:val="19"/>
+              </w:rPr>
+              <w:t>HISTORIAL</w:t>
+            </w:r>
+          </w:p>
+        </w:tc>
+        <w:tc>
+          <w:tcPr>
+            <w:tcW w:w="2200" w:type="dxa"/>
+            <w:tcBorders>
+              <w:top w:val="single" w:sz="4" w:space="0" w:color="999999"/>
+              <w:left w:val="single" w:sz="4" w:space="0" w:color="999999"/>
+              <w:bottom w:val="single" w:sz="4" w:space="0" w:color="999999"/>
+              <w:right w:val="single" w:sz="4" w:space="0" w:color="999999"/>
+            </w:tcBorders>
+            <w:tcMar>
+              <w:top w:w="70" w:type="dxa"/>
+              <w:left w:w="110" w:type="dxa"/>
+              <w:bottom w:w="70" w:type="dxa"/>
+              <w:right w:w="110" w:type="dxa"/>
+            </w:tcMar>
+          </w:tcPr>
+          <w:p>
+            <w:pPr>
+              <w:rPr>
+                <w:color w:val="000000"/>
+                <w:sz w:val="19"/>
+                <w:szCs w:val="19"/>
+              </w:rPr>
+            </w:pPr>
+            <w:r>
+              <w:rPr>
+                <w:color w:val="000000"/>
+                <w:sz w:val="19"/>
+                <w:szCs w:val="19"/>
+              </w:rPr>
+              <w:t>Principal (dinámica)</w:t>
+            </w:r>
+          </w:p>
+        </w:tc>
+        <w:tc>
+          <w:tcPr>
+            <w:tcW w:w="4226" w:type="dxa"/>
+            <w:tcBorders>
+              <w:top w:val="single" w:sz="4" w:space="0" w:color="999999"/>
+              <w:left w:val="single" w:sz="4" w:space="0" w:color="999999"/>
+              <w:bottom w:val="single" w:sz="4" w:space="0" w:color="999999"/>
+              <w:right w:val="single" w:sz="4" w:space="0" w:color="999999"/>
+            </w:tcBorders>
+            <w:tcMar>
+              <w:top w:w="70" w:type="dxa"/>
+              <w:left w:w="110" w:type="dxa"/>
+              <w:bottom w:w="70" w:type="dxa"/>
+              <w:right w:w="110" w:type="dxa"/>
+            </w:tcMar>
+          </w:tcPr>
+          <w:p>
+            <w:pPr>
+              <w:rPr>
+                <w:color w:val="000000"/>
+                <w:sz w:val="19"/>
+                <w:szCs w:val="19"/>
+              </w:rPr>
+            </w:pPr>
+            <w:r>
+              <w:rPr>
+                <w:color w:val="000000"/>
+                <w:sz w:val="19"/>
+                <w:szCs w:val="19"/>
+              </w:rPr>
+              <w:t>Acciones registradas de cada combate</w:t>
+            </w:r>
+          </w:p>
+        </w:tc>
+      </w:tr>
+      <w:tr>
+        <w:tc>
+          <w:tcPr>
+            <w:tcW w:w="2600" w:type="dxa"/>
+            <w:tcBorders>
+              <w:top w:val="single" w:sz="4" w:space="0" w:color="999999"/>
+              <w:left w:val="single" w:sz="4" w:space="0" w:color="999999"/>
+              <w:bottom w:val="single" w:sz="4" w:space="0" w:color="999999"/>
+              <w:right w:val="single" w:sz="4" w:space="0" w:color="999999"/>
+            </w:tcBorders>
+            <w:tcMar>
+              <w:top w:w="70" w:type="dxa"/>
+              <w:left w:w="110" w:type="dxa"/>
+              <w:bottom w:w="70" w:type="dxa"/>
+              <w:right w:w="110" w:type="dxa"/>
+            </w:tcMar>
+          </w:tcPr>
+          <w:p>
+            <w:pPr>
+              <w:rPr>
+                <w:color w:val="000000"/>
+                <w:sz w:val="19"/>
+                <w:szCs w:val="19"/>
+              </w:rPr>
+            </w:pPr>
+            <w:r>
+              <w:rPr>
+                <w:color w:val="000000"/>
+                <w:sz w:val="19"/>
+                <w:szCs w:val="19"/>
+              </w:rPr>
+              <w:t>LOGROS</w:t>
+            </w:r>
+          </w:p>
+        </w:tc>
+        <w:tc>
+          <w:tcPr>
+            <w:tcW w:w="2200" w:type="dxa"/>
+            <w:tcBorders>
+              <w:top w:val="single" w:sz="4" w:space="0" w:color="999999"/>
+              <w:left w:val="single" w:sz="4" w:space="0" w:color="999999"/>
+              <w:bottom w:val="single" w:sz="4" w:space="0" w:color="999999"/>
+              <w:right w:val="single" w:sz="4" w:space="0" w:color="999999"/>
+            </w:tcBorders>
+            <w:tcMar>
+              <w:top w:w="70" w:type="dxa"/>
+              <w:left w:w="110" w:type="dxa"/>
+              <w:bottom w:w="70" w:type="dxa"/>
+              <w:right w:w="110" w:type="dxa"/>
+            </w:tcMar>
+          </w:tcPr>
+          <w:p>
+            <w:pPr>
+              <w:rPr>
+                <w:color w:val="000000"/>
+                <w:sz w:val="19"/>
+                <w:szCs w:val="19"/>
+              </w:rPr>
+            </w:pPr>
+            <w:r>
+              <w:rPr>
+                <w:color w:val="000000"/>
+                <w:sz w:val="19"/>
+                <w:szCs w:val="19"/>
+              </w:rPr>
+              <w:t>Principal (estática)</w:t>
+            </w:r>
+          </w:p>
+        </w:tc>
+        <w:tc>
+          <w:tcPr>
+            <w:tcW w:w="4226" w:type="dxa"/>
+            <w:tcBorders>
+              <w:top w:val="single" w:sz="4" w:space="0" w:color="999999"/>
+              <w:left w:val="single" w:sz="4" w:space="0" w:color="999999"/>
+              <w:bottom w:val="single" w:sz="4" w:space="0" w:color="999999"/>
+              <w:right w:val="single" w:sz="4" w:space="0" w:color="999999"/>
+            </w:tcBorders>
+            <w:tcMar>
+              <w:top w:w="70" w:type="dxa"/>
+              <w:left w:w="110" w:type="dxa"/>
+              <w:bottom w:w="70" w:type="dxa"/>
+              <w:right w:w="110" w:type="dxa"/>
+            </w:tcMar>
+          </w:tcPr>
+          <w:p>
+            <w:pPr>
+              <w:rPr>
+                <w:color w:val="000000"/>
+                <w:sz w:val="19"/>
+                <w:szCs w:val="19"/>
+              </w:rPr>
+            </w:pPr>
+            <w:r>
+              <w:rPr>
+                <w:color w:val="000000"/>
+                <w:sz w:val="19"/>
+                <w:szCs w:val="19"/>
+              </w:rPr>
+              <w:t>Catálogo de los 13 logros disponibles</w:t>
+            </w:r>
+          </w:p>
+        </w:tc>
+      </w:tr>
+      <w:tr>
+        <w:tc>
+          <w:tcPr>
+            <w:tcW w:w="2600" w:type="dxa"/>
+            <w:tcBorders>
+              <w:top w:val="single" w:sz="4" w:space="0" w:color="999999"/>
+              <w:left w:val="single" w:sz="4" w:space="0" w:color="999999"/>
+              <w:bottom w:val="single" w:sz="4" w:space="0" w:color="999999"/>
+              <w:right w:val="single" w:sz="4" w:space="0" w:color="999999"/>
+            </w:tcBorders>
+            <w:tcMar>
+              <w:top w:w="70" w:type="dxa"/>
+              <w:left w:w="110" w:type="dxa"/>
+              <w:bottom w:w="70" w:type="dxa"/>
+              <w:right w:w="110" w:type="dxa"/>
+            </w:tcMar>
+          </w:tcPr>
+          <w:p>
+            <w:pPr>
+              <w:rPr>
+                <w:color w:val="000000"/>
+                <w:sz w:val="19"/>
+                <w:szCs w:val="19"/>
+              </w:rPr>
+            </w:pPr>
+            <w:r>
+              <w:rPr>
+                <w:color w:val="000000"/>
+                <w:sz w:val="19"/>
+                <w:szCs w:val="19"/>
+              </w:rPr>
+              <w:t>LOGROS_JUGADOR</w:t>
+            </w:r>
+          </w:p>
+        </w:tc>
+        <w:tc>
+          <w:tcPr>
+            <w:tcW w:w="2200" w:type="dxa"/>
+            <w:tcBorders>
+              <w:top w:val="single" w:sz="4" w:space="0" w:color="999999"/>
+              <w:left w:val="single" w:sz="4" w:space="0" w:color="999999"/>
+              <w:bottom w:val="single" w:sz="4" w:space="0" w:color="999999"/>
+              <w:right w:val="single" w:sz="4" w:space="0" w:color="999999"/>
+            </w:tcBorders>
+            <w:tcMar>
+              <w:top w:w="70" w:type="dxa"/>
+              <w:left w:w="110" w:type="dxa"/>
+              <w:bottom w:w="70" w:type="dxa"/>
+              <w:right w:w="110" w:type="dxa"/>
+            </w:tcMar>
+          </w:tcPr>
+          <w:p>
+            <w:pPr>
+              <w:rPr>
+                <w:color w:val="000000"/>
+                <w:sz w:val="19"/>
+                <w:szCs w:val="19"/>
+              </w:rPr>
+            </w:pPr>
+            <w:r>
+              <w:rPr>
+                <w:color w:val="000000"/>
+                <w:sz w:val="19"/>
+                <w:szCs w:val="19"/>
+              </w:rPr>
+              <w:t>Intermedia (dinámica)</w:t>
+            </w:r>
+          </w:p>
+        </w:tc>
+        <w:tc>
+          <w:tcPr>
+            <w:tcW w:w="4226" w:type="dxa"/>
+            <w:tcBorders>
+              <w:top w:val="single" w:sz="4" w:space="0" w:color="999999"/>
+              <w:left w:val="single" w:sz="4" w:space="0" w:color="999999"/>
+              <w:bottom w:val="single" w:sz="4" w:space="0" w:color="999999"/>
+              <w:right w:val="single" w:sz="4" w:space="0" w:color="999999"/>
+            </w:tcBorders>
+            <w:tcMar>
+              <w:top w:w="70" w:type="dxa"/>
+              <w:left w:w="110" w:type="dxa"/>
+              <w:bottom w:w="70" w:type="dxa"/>
+              <w:right w:w="110" w:type="dxa"/>
+            </w:tcMar>
+          </w:tcPr>
+          <w:p>
+            <w:pPr>
+              <w:rPr>
+                <w:color w:val="000000"/>
+                <w:sz w:val="19"/>
+                <w:szCs w:val="19"/>
+              </w:rPr>
+            </w:pPr>
+            <w:r>
+              <w:rPr>
+                <w:color w:val="000000"/>
+                <w:sz w:val="19"/>
+                <w:szCs w:val="19"/>
+              </w:rPr>
+              <w:t>Qué logros ha desbloqueado cada jugador</w:t>
             </w:r>
           </w:p>
         </w:tc>
@@ -1953,10 +2302,10 @@
     </w:p>
     <w:p>
       <w:pPr>
-        <w:pStyle w:val="Ttulo3"/>
-      </w:pPr>
-      <w:r>
-        <w:t>Funciones añadidas por el compañero</w:t>
+        <w:pStyle w:val="Ttulo2"/>
+      </w:pPr>
+      <w:r>
+        <w:t>4.3. Resultados y análisis</w:t>
       </w:r>
     </w:p>
     <w:p>
@@ -1965,15 +2314,23 @@
         <w:jc w:val="both"/>
       </w:pPr>
       <w:r>
-        <w:t>Durante el desarrollo conjunto se incorporaron tablas adicionales para cubrir requisitos extra del proyecto: JUGADORES (datos del jugador, victorias, derrotas y nivel para el ranking global), HISTORIAL (registro de las acciones relevantes de cada combate), LOGROS y LOGROS_JUGADOR (sistema de logros persistente). Estas tablas amplían la funcionalidad básica de guardado de partidas.</w:t>
-      </w:r>
-    </w:p>
-    <w:p>
-      <w:pPr>
-        <w:pStyle w:val="Ttulo2"/>
-      </w:pPr>
-      <w:r>
-        <w:t>4.3. Resultados y análisis</w:t>
+        <w:t xml:space="preserve">El resultado del proyecto es una base de datos funcional con su script de creación, los datos del catálogo y las operaciones CRUD. A </w:t>
+      </w:r>
+      <w:proofErr w:type="gramStart"/>
+      <w:r>
+        <w:t>continuación</w:t>
+      </w:r>
+      <w:proofErr w:type="gramEnd"/>
+      <w:r>
+        <w:t xml:space="preserve"> se muestran los elementos más destacados.</w:t>
+      </w:r>
+    </w:p>
+    <w:p>
+      <w:pPr>
+        <w:pStyle w:val="Ttulo3"/>
+      </w:pPr>
+      <w:r>
+        <w:t>Creación de las tablas principales</w:t>
       </w:r>
     </w:p>
     <w:p>
@@ -1982,32 +2339,69 @@
         <w:jc w:val="both"/>
       </w:pPr>
       <w:r>
-        <w:t xml:space="preserve">El resultado del proyecto es una base de datos funcional con su script de creación, los datos del catálogo y las operaciones CRUD. A </w:t>
+        <w:t>Las tablas se crean con sus claves primarias, tipos de datos adecuados y restricciones. Por ejemplo, la tabla PERSONAJES y la tabla de subtipo GUERRERO:</w:t>
+      </w:r>
+    </w:p>
+    <w:p>
+      <w:pPr>
+        <w:shd w:val="clear" w:color="auto" w:fill="F4F4F4"/>
+      </w:pPr>
+      <w:r>
+        <w:rPr>
+          <w:rFonts w:ascii="Consolas" w:eastAsia="Consolas" w:hAnsi="Consolas" w:cs="Consolas"/>
+          <w:sz w:val="18"/>
+          <w:szCs w:val="18"/>
+        </w:rPr>
+        <w:t>CREATE TABLE PERSONAJES (</w:t>
+      </w:r>
+    </w:p>
+    <w:p>
+      <w:pPr>
+        <w:shd w:val="clear" w:color="auto" w:fill="F4F4F4"/>
+      </w:pPr>
+      <w:r>
+        <w:rPr>
+          <w:rFonts w:ascii="Consolas" w:eastAsia="Consolas" w:hAnsi="Consolas" w:cs="Consolas"/>
+          <w:sz w:val="18"/>
+          <w:szCs w:val="18"/>
+        </w:rPr>
+        <w:t xml:space="preserve">    </w:t>
+      </w:r>
+      <w:proofErr w:type="spellStart"/>
+      <w:r>
+        <w:rPr>
+          <w:rFonts w:ascii="Consolas" w:eastAsia="Consolas" w:hAnsi="Consolas" w:cs="Consolas"/>
+          <w:sz w:val="18"/>
+          <w:szCs w:val="18"/>
+        </w:rPr>
+        <w:t>ID_</w:t>
       </w:r>
       <w:proofErr w:type="gramStart"/>
       <w:r>
-        <w:t>continuación</w:t>
+        <w:rPr>
+          <w:rFonts w:ascii="Consolas" w:eastAsia="Consolas" w:hAnsi="Consolas" w:cs="Consolas"/>
+          <w:sz w:val="18"/>
+          <w:szCs w:val="18"/>
+        </w:rPr>
+        <w:t>personaje</w:t>
+      </w:r>
+      <w:proofErr w:type="spellEnd"/>
+      <w:r>
+        <w:rPr>
+          <w:rFonts w:ascii="Consolas" w:eastAsia="Consolas" w:hAnsi="Consolas" w:cs="Consolas"/>
+          <w:sz w:val="18"/>
+          <w:szCs w:val="18"/>
+        </w:rPr>
+        <w:t xml:space="preserve">  INT</w:t>
       </w:r>
       <w:proofErr w:type="gramEnd"/>
       <w:r>
-        <w:t xml:space="preserve"> se muestran los elementos más destacados.</w:t>
-      </w:r>
-    </w:p>
-    <w:p>
-      <w:pPr>
-        <w:pStyle w:val="Ttulo3"/>
-      </w:pPr>
-      <w:r>
-        <w:t>Creación de las tablas principales</w:t>
-      </w:r>
-    </w:p>
-    <w:p>
-      <w:pPr>
-        <w:spacing w:after="160" w:line="300" w:lineRule="auto"/>
-        <w:jc w:val="both"/>
-      </w:pPr>
-      <w:r>
-        <w:t>Las tablas se crean con sus claves primarias, tipos de datos adecuados y restricciones. Por ejemplo, la tabla PERSONAJES y la tabla de subtipo GUERRERO:</w:t>
+        <w:rPr>
+          <w:rFonts w:ascii="Consolas" w:eastAsia="Consolas" w:hAnsi="Consolas" w:cs="Consolas"/>
+          <w:sz w:val="18"/>
+          <w:szCs w:val="18"/>
+        </w:rPr>
+        <w:t xml:space="preserve"> NOT NULL AUTO_INCREMENT,</w:t>
       </w:r>
     </w:p>
     <w:p>
@@ -2020,7 +2414,25 @@
           <w:sz w:val="18"/>
           <w:szCs w:val="18"/>
         </w:rPr>
-        <w:t>CREATE TABLE PERSONAJES (</w:t>
+        <w:t xml:space="preserve">    nombre        </w:t>
+      </w:r>
+      <w:proofErr w:type="gramStart"/>
+      <w:r>
+        <w:rPr>
+          <w:rFonts w:ascii="Consolas" w:eastAsia="Consolas" w:hAnsi="Consolas" w:cs="Consolas"/>
+          <w:sz w:val="18"/>
+          <w:szCs w:val="18"/>
+        </w:rPr>
+        <w:t>VARCHAR(</w:t>
+      </w:r>
+      <w:proofErr w:type="gramEnd"/>
+      <w:r>
+        <w:rPr>
+          <w:rFonts w:ascii="Consolas" w:eastAsia="Consolas" w:hAnsi="Consolas" w:cs="Consolas"/>
+          <w:sz w:val="18"/>
+          <w:szCs w:val="18"/>
+        </w:rPr>
+        <w:t>100) NOT NULL,</w:t>
       </w:r>
     </w:p>
     <w:p>
@@ -2042,16 +2454,7 @@
           <w:sz w:val="18"/>
           <w:szCs w:val="18"/>
         </w:rPr>
-        <w:t>ID_</w:t>
-      </w:r>
-      <w:proofErr w:type="gramStart"/>
-      <w:r>
-        <w:rPr>
-          <w:rFonts w:ascii="Consolas" w:eastAsia="Consolas" w:hAnsi="Consolas" w:cs="Consolas"/>
-          <w:sz w:val="18"/>
-          <w:szCs w:val="18"/>
-        </w:rPr>
-        <w:t>personaje</w:t>
+        <w:t>vidaMax</w:t>
       </w:r>
       <w:proofErr w:type="spellEnd"/>
       <w:r>
@@ -2060,16 +2463,7 @@
           <w:sz w:val="18"/>
           <w:szCs w:val="18"/>
         </w:rPr>
-        <w:t xml:space="preserve">  INT</w:t>
-      </w:r>
-      <w:proofErr w:type="gramEnd"/>
-      <w:r>
-        <w:rPr>
-          <w:rFonts w:ascii="Consolas" w:eastAsia="Consolas" w:hAnsi="Consolas" w:cs="Consolas"/>
-          <w:sz w:val="18"/>
-          <w:szCs w:val="18"/>
-        </w:rPr>
-        <w:t xml:space="preserve"> NOT NULL AUTO_INCREMENT,</w:t>
+        <w:t xml:space="preserve">       INT NOT NULL,</w:t>
       </w:r>
     </w:p>
     <w:p>
@@ -2082,25 +2476,25 @@
           <w:sz w:val="18"/>
           <w:szCs w:val="18"/>
         </w:rPr>
-        <w:t xml:space="preserve">    nombre        </w:t>
-      </w:r>
-      <w:proofErr w:type="gramStart"/>
-      <w:r>
-        <w:rPr>
-          <w:rFonts w:ascii="Consolas" w:eastAsia="Consolas" w:hAnsi="Consolas" w:cs="Consolas"/>
-          <w:sz w:val="18"/>
-          <w:szCs w:val="18"/>
-        </w:rPr>
-        <w:t>VARCHAR(</w:t>
-      </w:r>
-      <w:proofErr w:type="gramEnd"/>
-      <w:r>
-        <w:rPr>
-          <w:rFonts w:ascii="Consolas" w:eastAsia="Consolas" w:hAnsi="Consolas" w:cs="Consolas"/>
-          <w:sz w:val="18"/>
-          <w:szCs w:val="18"/>
-        </w:rPr>
-        <w:t>100) NOT NULL,</w:t>
+        <w:t xml:space="preserve">    </w:t>
+      </w:r>
+      <w:proofErr w:type="spellStart"/>
+      <w:r>
+        <w:rPr>
+          <w:rFonts w:ascii="Consolas" w:eastAsia="Consolas" w:hAnsi="Consolas" w:cs="Consolas"/>
+          <w:sz w:val="18"/>
+          <w:szCs w:val="18"/>
+        </w:rPr>
+        <w:t>vidaActual</w:t>
+      </w:r>
+      <w:proofErr w:type="spellEnd"/>
+      <w:r>
+        <w:rPr>
+          <w:rFonts w:ascii="Consolas" w:eastAsia="Consolas" w:hAnsi="Consolas" w:cs="Consolas"/>
+          <w:sz w:val="18"/>
+          <w:szCs w:val="18"/>
+        </w:rPr>
+        <w:t xml:space="preserve">    INT NOT NULL,</w:t>
       </w:r>
     </w:p>
     <w:p>
@@ -2122,7 +2516,7 @@
           <w:sz w:val="18"/>
           <w:szCs w:val="18"/>
         </w:rPr>
-        <w:t>vidaMax</w:t>
+        <w:t>recursoMax</w:t>
       </w:r>
       <w:proofErr w:type="spellEnd"/>
       <w:r>
@@ -2131,7 +2525,7 @@
           <w:sz w:val="18"/>
           <w:szCs w:val="18"/>
         </w:rPr>
-        <w:t xml:space="preserve">       INT NOT NULL,</w:t>
+        <w:t xml:space="preserve">    INT NOT NULL,</w:t>
       </w:r>
     </w:p>
     <w:p>
@@ -2153,7 +2547,7 @@
           <w:sz w:val="18"/>
           <w:szCs w:val="18"/>
         </w:rPr>
-        <w:t>vidaActual</w:t>
+        <w:t>recursoActual</w:t>
       </w:r>
       <w:proofErr w:type="spellEnd"/>
       <w:r>
@@ -2162,6 +2556,37 @@
           <w:sz w:val="18"/>
           <w:szCs w:val="18"/>
         </w:rPr>
+        <w:t xml:space="preserve"> INT NOT NULL,</w:t>
+      </w:r>
+    </w:p>
+    <w:p>
+      <w:pPr>
+        <w:shd w:val="clear" w:color="auto" w:fill="F4F4F4"/>
+      </w:pPr>
+      <w:r>
+        <w:rPr>
+          <w:rFonts w:ascii="Consolas" w:eastAsia="Consolas" w:hAnsi="Consolas" w:cs="Consolas"/>
+          <w:sz w:val="18"/>
+          <w:szCs w:val="18"/>
+        </w:rPr>
+        <w:t xml:space="preserve">    </w:t>
+      </w:r>
+      <w:proofErr w:type="spellStart"/>
+      <w:r>
+        <w:rPr>
+          <w:rFonts w:ascii="Consolas" w:eastAsia="Consolas" w:hAnsi="Consolas" w:cs="Consolas"/>
+          <w:sz w:val="18"/>
+          <w:szCs w:val="18"/>
+        </w:rPr>
+        <w:t>ataqueBase</w:t>
+      </w:r>
+      <w:proofErr w:type="spellEnd"/>
+      <w:r>
+        <w:rPr>
+          <w:rFonts w:ascii="Consolas" w:eastAsia="Consolas" w:hAnsi="Consolas" w:cs="Consolas"/>
+          <w:sz w:val="18"/>
+          <w:szCs w:val="18"/>
+        </w:rPr>
         <w:t xml:space="preserve">    INT NOT NULL,</w:t>
       </w:r>
     </w:p>
@@ -2184,7 +2609,7 @@
           <w:sz w:val="18"/>
           <w:szCs w:val="18"/>
         </w:rPr>
-        <w:t>recursoMax</w:t>
+        <w:t>defensaBase</w:t>
       </w:r>
       <w:proofErr w:type="spellEnd"/>
       <w:r>
@@ -2193,7 +2618,7 @@
           <w:sz w:val="18"/>
           <w:szCs w:val="18"/>
         </w:rPr>
-        <w:t xml:space="preserve">    INT NOT NULL,</w:t>
+        <w:t xml:space="preserve">   INT NOT NULL,</w:t>
       </w:r>
     </w:p>
     <w:p>
@@ -2215,7 +2640,7 @@
           <w:sz w:val="18"/>
           <w:szCs w:val="18"/>
         </w:rPr>
-        <w:t>recursoActual</w:t>
+        <w:t>poderMagico</w:t>
       </w:r>
       <w:proofErr w:type="spellEnd"/>
       <w:r>
@@ -2224,7 +2649,7 @@
           <w:sz w:val="18"/>
           <w:szCs w:val="18"/>
         </w:rPr>
-        <w:t xml:space="preserve"> INT NOT NULL,</w:t>
+        <w:t xml:space="preserve">   INT NOT NULL DEFAULT 0,</w:t>
       </w:r>
     </w:p>
     <w:p>
@@ -2237,144 +2662,51 @@
           <w:sz w:val="18"/>
           <w:szCs w:val="18"/>
         </w:rPr>
+        <w:t xml:space="preserve">    PRIMARY KEY (</w:t>
+      </w:r>
+      <w:proofErr w:type="spellStart"/>
+      <w:r>
+        <w:rPr>
+          <w:rFonts w:ascii="Consolas" w:eastAsia="Consolas" w:hAnsi="Consolas" w:cs="Consolas"/>
+          <w:sz w:val="18"/>
+          <w:szCs w:val="18"/>
+        </w:rPr>
+        <w:t>ID_personaje</w:t>
+      </w:r>
+      <w:proofErr w:type="spellEnd"/>
+      <w:r>
+        <w:rPr>
+          <w:rFonts w:ascii="Consolas" w:eastAsia="Consolas" w:hAnsi="Consolas" w:cs="Consolas"/>
+          <w:sz w:val="18"/>
+          <w:szCs w:val="18"/>
+        </w:rPr>
+        <w:t>)</w:t>
+      </w:r>
+    </w:p>
+    <w:p>
+      <w:pPr>
+        <w:shd w:val="clear" w:color="auto" w:fill="F4F4F4"/>
+      </w:pPr>
+      <w:r>
+        <w:rPr>
+          <w:rFonts w:ascii="Consolas" w:eastAsia="Consolas" w:hAnsi="Consolas" w:cs="Consolas"/>
+          <w:sz w:val="18"/>
+          <w:szCs w:val="18"/>
+        </w:rPr>
+        <w:t>);</w:t>
+      </w:r>
+    </w:p>
+    <w:p>
+      <w:pPr>
+        <w:shd w:val="clear" w:color="auto" w:fill="F4F4F4"/>
+      </w:pPr>
+      <w:r>
+        <w:rPr>
+          <w:rFonts w:ascii="Consolas" w:eastAsia="Consolas" w:hAnsi="Consolas" w:cs="Consolas"/>
+          <w:sz w:val="18"/>
+          <w:szCs w:val="18"/>
+        </w:rPr>
         <w:lastRenderedPageBreak/>
-        <w:t xml:space="preserve">    </w:t>
-      </w:r>
-      <w:proofErr w:type="spellStart"/>
-      <w:r>
-        <w:rPr>
-          <w:rFonts w:ascii="Consolas" w:eastAsia="Consolas" w:hAnsi="Consolas" w:cs="Consolas"/>
-          <w:sz w:val="18"/>
-          <w:szCs w:val="18"/>
-        </w:rPr>
-        <w:t>ataqueBase</w:t>
-      </w:r>
-      <w:proofErr w:type="spellEnd"/>
-      <w:r>
-        <w:rPr>
-          <w:rFonts w:ascii="Consolas" w:eastAsia="Consolas" w:hAnsi="Consolas" w:cs="Consolas"/>
-          <w:sz w:val="18"/>
-          <w:szCs w:val="18"/>
-        </w:rPr>
-        <w:t xml:space="preserve">    INT NOT NULL,</w:t>
-      </w:r>
-    </w:p>
-    <w:p>
-      <w:pPr>
-        <w:shd w:val="clear" w:color="auto" w:fill="F4F4F4"/>
-      </w:pPr>
-      <w:r>
-        <w:rPr>
-          <w:rFonts w:ascii="Consolas" w:eastAsia="Consolas" w:hAnsi="Consolas" w:cs="Consolas"/>
-          <w:sz w:val="18"/>
-          <w:szCs w:val="18"/>
-        </w:rPr>
-        <w:t xml:space="preserve">    </w:t>
-      </w:r>
-      <w:proofErr w:type="spellStart"/>
-      <w:r>
-        <w:rPr>
-          <w:rFonts w:ascii="Consolas" w:eastAsia="Consolas" w:hAnsi="Consolas" w:cs="Consolas"/>
-          <w:sz w:val="18"/>
-          <w:szCs w:val="18"/>
-        </w:rPr>
-        <w:t>defensaBase</w:t>
-      </w:r>
-      <w:proofErr w:type="spellEnd"/>
-      <w:r>
-        <w:rPr>
-          <w:rFonts w:ascii="Consolas" w:eastAsia="Consolas" w:hAnsi="Consolas" w:cs="Consolas"/>
-          <w:sz w:val="18"/>
-          <w:szCs w:val="18"/>
-        </w:rPr>
-        <w:t xml:space="preserve">   INT NOT NULL,</w:t>
-      </w:r>
-    </w:p>
-    <w:p>
-      <w:pPr>
-        <w:shd w:val="clear" w:color="auto" w:fill="F4F4F4"/>
-      </w:pPr>
-      <w:r>
-        <w:rPr>
-          <w:rFonts w:ascii="Consolas" w:eastAsia="Consolas" w:hAnsi="Consolas" w:cs="Consolas"/>
-          <w:sz w:val="18"/>
-          <w:szCs w:val="18"/>
-        </w:rPr>
-        <w:t xml:space="preserve">    </w:t>
-      </w:r>
-      <w:proofErr w:type="spellStart"/>
-      <w:r>
-        <w:rPr>
-          <w:rFonts w:ascii="Consolas" w:eastAsia="Consolas" w:hAnsi="Consolas" w:cs="Consolas"/>
-          <w:sz w:val="18"/>
-          <w:szCs w:val="18"/>
-        </w:rPr>
-        <w:t>poderMagico</w:t>
-      </w:r>
-      <w:proofErr w:type="spellEnd"/>
-      <w:r>
-        <w:rPr>
-          <w:rFonts w:ascii="Consolas" w:eastAsia="Consolas" w:hAnsi="Consolas" w:cs="Consolas"/>
-          <w:sz w:val="18"/>
-          <w:szCs w:val="18"/>
-        </w:rPr>
-        <w:t xml:space="preserve">   INT NOT NULL DEFAULT 0,</w:t>
-      </w:r>
-    </w:p>
-    <w:p>
-      <w:pPr>
-        <w:shd w:val="clear" w:color="auto" w:fill="F4F4F4"/>
-      </w:pPr>
-      <w:r>
-        <w:rPr>
-          <w:rFonts w:ascii="Consolas" w:eastAsia="Consolas" w:hAnsi="Consolas" w:cs="Consolas"/>
-          <w:sz w:val="18"/>
-          <w:szCs w:val="18"/>
-        </w:rPr>
-        <w:t xml:space="preserve">    PRIMARY KEY (</w:t>
-      </w:r>
-      <w:proofErr w:type="spellStart"/>
-      <w:r>
-        <w:rPr>
-          <w:rFonts w:ascii="Consolas" w:eastAsia="Consolas" w:hAnsi="Consolas" w:cs="Consolas"/>
-          <w:sz w:val="18"/>
-          <w:szCs w:val="18"/>
-        </w:rPr>
-        <w:t>ID_personaje</w:t>
-      </w:r>
-      <w:proofErr w:type="spellEnd"/>
-      <w:r>
-        <w:rPr>
-          <w:rFonts w:ascii="Consolas" w:eastAsia="Consolas" w:hAnsi="Consolas" w:cs="Consolas"/>
-          <w:sz w:val="18"/>
-          <w:szCs w:val="18"/>
-        </w:rPr>
-        <w:t>)</w:t>
-      </w:r>
-    </w:p>
-    <w:p>
-      <w:pPr>
-        <w:shd w:val="clear" w:color="auto" w:fill="F4F4F4"/>
-      </w:pPr>
-      <w:r>
-        <w:rPr>
-          <w:rFonts w:ascii="Consolas" w:eastAsia="Consolas" w:hAnsi="Consolas" w:cs="Consolas"/>
-          <w:sz w:val="18"/>
-          <w:szCs w:val="18"/>
-        </w:rPr>
-        <w:t>);</w:t>
-      </w:r>
-    </w:p>
-    <w:p>
-      <w:pPr>
-        <w:shd w:val="clear" w:color="auto" w:fill="F4F4F4"/>
-      </w:pPr>
-      <w:r>
-        <w:rPr>
-          <w:rFonts w:ascii="Consolas" w:eastAsia="Consolas" w:hAnsi="Consolas" w:cs="Consolas"/>
-          <w:sz w:val="18"/>
-          <w:szCs w:val="18"/>
-        </w:rPr>
         <w:t xml:space="preserve"> </w:t>
       </w:r>
     </w:p>
@@ -2855,12 +3187,6 @@
         <w:gridCol w:w="1526"/>
       </w:tblGrid>
       <w:tr>
-        <w:tblPrEx>
-          <w:tblCellMar>
-            <w:top w:w="0" w:type="dxa"/>
-            <w:bottom w:w="0" w:type="dxa"/>
-          </w:tblCellMar>
-        </w:tblPrEx>
         <w:tc>
           <w:tcPr>
             <w:tcW w:w="2100" w:type="dxa"/>
@@ -3043,12 +3369,6 @@
         </w:tc>
       </w:tr>
       <w:tr>
-        <w:tblPrEx>
-          <w:tblCellMar>
-            <w:top w:w="0" w:type="dxa"/>
-            <w:bottom w:w="0" w:type="dxa"/>
-          </w:tblCellMar>
-        </w:tblPrEx>
         <w:tc>
           <w:tcPr>
             <w:tcW w:w="2100" w:type="dxa"/>
@@ -3136,7 +3456,15 @@
                 <w:sz w:val="19"/>
                 <w:szCs w:val="19"/>
               </w:rPr>
-              <w:t>400</w:t>
+              <w:t>8</w:t>
+            </w:r>
+            <w:r>
+              <w:rPr>
+                <w:color w:val="000000"/>
+                <w:sz w:val="19"/>
+                <w:szCs w:val="19"/>
+              </w:rPr>
+              <w:t>00</w:t>
             </w:r>
           </w:p>
         </w:tc>
@@ -3223,12 +3551,6 @@
         </w:tc>
       </w:tr>
       <w:tr>
-        <w:tblPrEx>
-          <w:tblCellMar>
-            <w:top w:w="0" w:type="dxa"/>
-            <w:bottom w:w="0" w:type="dxa"/>
-          </w:tblCellMar>
-        </w:tblPrEx>
         <w:tc>
           <w:tcPr>
             <w:tcW w:w="2100" w:type="dxa"/>
@@ -3308,7 +3630,15 @@
                 <w:sz w:val="19"/>
                 <w:szCs w:val="19"/>
               </w:rPr>
-              <w:t>200</w:t>
+              <w:t>4</w:t>
+            </w:r>
+            <w:r>
+              <w:rPr>
+                <w:color w:val="000000"/>
+                <w:sz w:val="19"/>
+                <w:szCs w:val="19"/>
+              </w:rPr>
+              <w:t>00</w:t>
             </w:r>
           </w:p>
         </w:tc>
@@ -3395,12 +3725,6 @@
         </w:tc>
       </w:tr>
       <w:tr>
-        <w:tblPrEx>
-          <w:tblCellMar>
-            <w:top w:w="0" w:type="dxa"/>
-            <w:bottom w:w="0" w:type="dxa"/>
-          </w:tblCellMar>
-        </w:tblPrEx>
         <w:tc>
           <w:tcPr>
             <w:tcW w:w="2100" w:type="dxa"/>
@@ -3478,7 +3802,15 @@
                 <w:sz w:val="19"/>
                 <w:szCs w:val="19"/>
               </w:rPr>
-              <w:t>300</w:t>
+              <w:t>6</w:t>
+            </w:r>
+            <w:r>
+              <w:rPr>
+                <w:color w:val="000000"/>
+                <w:sz w:val="19"/>
+                <w:szCs w:val="19"/>
+              </w:rPr>
+              <w:t>00</w:t>
             </w:r>
           </w:p>
         </w:tc>
@@ -3565,12 +3897,6 @@
         </w:tc>
       </w:tr>
       <w:tr>
-        <w:tblPrEx>
-          <w:tblCellMar>
-            <w:top w:w="0" w:type="dxa"/>
-            <w:bottom w:w="0" w:type="dxa"/>
-          </w:tblCellMar>
-        </w:tblPrEx>
         <w:tc>
           <w:tcPr>
             <w:tcW w:w="2100" w:type="dxa"/>
@@ -3650,7 +3976,15 @@
                 <w:sz w:val="19"/>
                 <w:szCs w:val="19"/>
               </w:rPr>
-              <w:t>500</w:t>
+              <w:t>10</w:t>
+            </w:r>
+            <w:r>
+              <w:rPr>
+                <w:color w:val="000000"/>
+                <w:sz w:val="19"/>
+                <w:szCs w:val="19"/>
+              </w:rPr>
+              <w:t>00</w:t>
             </w:r>
           </w:p>
         </w:tc>
@@ -3737,12 +4071,6 @@
         </w:tc>
       </w:tr>
       <w:tr>
-        <w:tblPrEx>
-          <w:tblCellMar>
-            <w:top w:w="0" w:type="dxa"/>
-            <w:bottom w:w="0" w:type="dxa"/>
-          </w:tblCellMar>
-        </w:tblPrEx>
         <w:tc>
           <w:tcPr>
             <w:tcW w:w="2100" w:type="dxa"/>
@@ -3820,7 +4148,15 @@
                 <w:sz w:val="19"/>
                 <w:szCs w:val="19"/>
               </w:rPr>
-              <w:t>250</w:t>
+              <w:t>50</w:t>
+            </w:r>
+            <w:r>
+              <w:rPr>
+                <w:color w:val="000000"/>
+                <w:sz w:val="19"/>
+                <w:szCs w:val="19"/>
+              </w:rPr>
+              <w:t>0</w:t>
             </w:r>
           </w:p>
         </w:tc>
@@ -3907,12 +4243,6 @@
         </w:tc>
       </w:tr>
       <w:tr>
-        <w:tblPrEx>
-          <w:tblCellMar>
-            <w:top w:w="0" w:type="dxa"/>
-            <w:bottom w:w="0" w:type="dxa"/>
-          </w:tblCellMar>
-        </w:tblPrEx>
         <w:tc>
           <w:tcPr>
             <w:tcW w:w="2100" w:type="dxa"/>
@@ -3992,7 +4322,15 @@
                 <w:sz w:val="19"/>
                 <w:szCs w:val="19"/>
               </w:rPr>
-              <w:t>400</w:t>
+              <w:t>75</w:t>
+            </w:r>
+            <w:r>
+              <w:rPr>
+                <w:color w:val="000000"/>
+                <w:sz w:val="19"/>
+                <w:szCs w:val="19"/>
+              </w:rPr>
+              <w:t>0</w:t>
             </w:r>
           </w:p>
         </w:tc>
@@ -4131,12 +4469,6 @@
         <w:gridCol w:w="4426"/>
       </w:tblGrid>
       <w:tr>
-        <w:tblPrEx>
-          <w:tblCellMar>
-            <w:top w:w="0" w:type="dxa"/>
-            <w:bottom w:w="0" w:type="dxa"/>
-          </w:tblCellMar>
-        </w:tblPrEx>
         <w:tc>
           <w:tcPr>
             <w:tcW w:w="1600" w:type="dxa"/>
@@ -4241,12 +4573,6 @@
         </w:tc>
       </w:tr>
       <w:tr>
-        <w:tblPrEx>
-          <w:tblCellMar>
-            <w:top w:w="0" w:type="dxa"/>
-            <w:bottom w:w="0" w:type="dxa"/>
-          </w:tblCellMar>
-        </w:tblPrEx>
         <w:tc>
           <w:tcPr>
             <w:tcW w:w="1600" w:type="dxa"/>
@@ -4270,7 +4596,6 @@
                 <w:sz w:val="19"/>
                 <w:szCs w:val="19"/>
               </w:rPr>
-              <w:lastRenderedPageBreak/>
               <w:t>CREATE</w:t>
             </w:r>
           </w:p>
@@ -4331,12 +4656,6 @@
         </w:tc>
       </w:tr>
       <w:tr>
-        <w:tblPrEx>
-          <w:tblCellMar>
-            <w:top w:w="0" w:type="dxa"/>
-            <w:bottom w:w="0" w:type="dxa"/>
-          </w:tblCellMar>
-        </w:tblPrEx>
         <w:tc>
           <w:tcPr>
             <w:tcW w:w="1600" w:type="dxa"/>
@@ -4420,12 +4739,6 @@
         </w:tc>
       </w:tr>
       <w:tr>
-        <w:tblPrEx>
-          <w:tblCellMar>
-            <w:top w:w="0" w:type="dxa"/>
-            <w:bottom w:w="0" w:type="dxa"/>
-          </w:tblCellMar>
-        </w:tblPrEx>
         <w:tc>
           <w:tcPr>
             <w:tcW w:w="1600" w:type="dxa"/>
@@ -4449,6 +4762,7 @@
                 <w:sz w:val="19"/>
                 <w:szCs w:val="19"/>
               </w:rPr>
+              <w:lastRenderedPageBreak/>
               <w:t>UPDATE</w:t>
             </w:r>
           </w:p>
@@ -4527,12 +4841,6 @@
         </w:tc>
       </w:tr>
       <w:tr>
-        <w:tblPrEx>
-          <w:tblCellMar>
-            <w:top w:w="0" w:type="dxa"/>
-            <w:bottom w:w="0" w:type="dxa"/>
-          </w:tblCellMar>
-        </w:tblPrEx>
         <w:tc>
           <w:tcPr>
             <w:tcW w:w="1600" w:type="dxa"/>
@@ -5227,12 +5535,6 @@
         <w:gridCol w:w="3826"/>
       </w:tblGrid>
       <w:tr>
-        <w:tblPrEx>
-          <w:tblCellMar>
-            <w:top w:w="0" w:type="dxa"/>
-            <w:bottom w:w="0" w:type="dxa"/>
-          </w:tblCellMar>
-        </w:tblPrEx>
         <w:tc>
           <w:tcPr>
             <w:tcW w:w="2600" w:type="dxa"/>
@@ -5325,12 +5627,6 @@
         </w:tc>
       </w:tr>
       <w:tr>
-        <w:tblPrEx>
-          <w:tblCellMar>
-            <w:top w:w="0" w:type="dxa"/>
-            <w:bottom w:w="0" w:type="dxa"/>
-          </w:tblCellMar>
-        </w:tblPrEx>
         <w:tc>
           <w:tcPr>
             <w:tcW w:w="2600" w:type="dxa"/>
@@ -5414,12 +5710,6 @@
         </w:tc>
       </w:tr>
       <w:tr>
-        <w:tblPrEx>
-          <w:tblCellMar>
-            <w:top w:w="0" w:type="dxa"/>
-            <w:bottom w:w="0" w:type="dxa"/>
-          </w:tblCellMar>
-        </w:tblPrEx>
         <w:tc>
           <w:tcPr>
             <w:tcW w:w="2600" w:type="dxa"/>
@@ -5503,12 +5793,6 @@
         </w:tc>
       </w:tr>
       <w:tr>
-        <w:tblPrEx>
-          <w:tblCellMar>
-            <w:top w:w="0" w:type="dxa"/>
-            <w:bottom w:w="0" w:type="dxa"/>
-          </w:tblCellMar>
-        </w:tblPrEx>
         <w:tc>
           <w:tcPr>
             <w:tcW w:w="2600" w:type="dxa"/>
@@ -5592,12 +5876,6 @@
         </w:tc>
       </w:tr>
       <w:tr>
-        <w:tblPrEx>
-          <w:tblCellMar>
-            <w:top w:w="0" w:type="dxa"/>
-            <w:bottom w:w="0" w:type="dxa"/>
-          </w:tblCellMar>
-        </w:tblPrEx>
         <w:tc>
           <w:tcPr>
             <w:tcW w:w="2600" w:type="dxa"/>
@@ -5681,12 +5959,6 @@
         </w:tc>
       </w:tr>
       <w:tr>
-        <w:tblPrEx>
-          <w:tblCellMar>
-            <w:top w:w="0" w:type="dxa"/>
-            <w:bottom w:w="0" w:type="dxa"/>
-          </w:tblCellMar>
-        </w:tblPrEx>
         <w:tc>
           <w:tcPr>
             <w:tcW w:w="2600" w:type="dxa"/>
@@ -5770,12 +6042,6 @@
         </w:tc>
       </w:tr>
       <w:tr>
-        <w:tblPrEx>
-          <w:tblCellMar>
-            <w:top w:w="0" w:type="dxa"/>
-            <w:bottom w:w="0" w:type="dxa"/>
-          </w:tblCellMar>
-        </w:tblPrEx>
         <w:tc>
           <w:tcPr>
             <w:tcW w:w="2600" w:type="dxa"/>
@@ -5869,12 +6135,6 @@
         </w:tc>
       </w:tr>
       <w:tr>
-        <w:tblPrEx>
-          <w:tblCellMar>
-            <w:top w:w="0" w:type="dxa"/>
-            <w:bottom w:w="0" w:type="dxa"/>
-          </w:tblCellMar>
-        </w:tblPrEx>
         <w:tc>
           <w:tcPr>
             <w:tcW w:w="2600" w:type="dxa"/>
@@ -5968,12 +6228,6 @@
         </w:tc>
       </w:tr>
       <w:tr>
-        <w:tblPrEx>
-          <w:tblCellMar>
-            <w:top w:w="0" w:type="dxa"/>
-            <w:bottom w:w="0" w:type="dxa"/>
-          </w:tblCellMar>
-        </w:tblPrEx>
         <w:tc>
           <w:tcPr>
             <w:tcW w:w="2600" w:type="dxa"/>
@@ -6057,12 +6311,6 @@
         </w:tc>
       </w:tr>
       <w:tr>
-        <w:tblPrEx>
-          <w:tblCellMar>
-            <w:top w:w="0" w:type="dxa"/>
-            <w:bottom w:w="0" w:type="dxa"/>
-          </w:tblCellMar>
-        </w:tblPrEx>
         <w:tc>
           <w:tcPr>
             <w:tcW w:w="2600" w:type="dxa"/>
@@ -6184,12 +6432,6 @@
         </w:tc>
       </w:tr>
       <w:tr>
-        <w:tblPrEx>
-          <w:tblCellMar>
-            <w:top w:w="0" w:type="dxa"/>
-            <w:bottom w:w="0" w:type="dxa"/>
-          </w:tblCellMar>
-        </w:tblPrEx>
         <w:tc>
           <w:tcPr>
             <w:tcW w:w="2600" w:type="dxa"/>
@@ -6213,7 +6455,6 @@
                 <w:sz w:val="19"/>
                 <w:szCs w:val="19"/>
               </w:rPr>
-              <w:lastRenderedPageBreak/>
               <w:t>Lista de armas</w:t>
             </w:r>
           </w:p>
@@ -6277,20 +6518,39 @@
     <w:p>
       <w:pPr>
         <w:spacing w:after="60"/>
-      </w:pPr>
-      <w:r>
         <w:rPr>
           <w:sz w:val="16"/>
           <w:szCs w:val="16"/>
         </w:rPr>
+      </w:pPr>
+      <w:r>
+        <w:rPr>
+          <w:sz w:val="16"/>
+          <w:szCs w:val="16"/>
+        </w:rPr>
         <w:t xml:space="preserve"> </w:t>
       </w:r>
     </w:p>
     <w:p>
       <w:pPr>
+        <w:spacing w:after="60"/>
+        <w:rPr>
+          <w:sz w:val="16"/>
+          <w:szCs w:val="16"/>
+        </w:rPr>
+      </w:pPr>
+    </w:p>
+    <w:p>
+      <w:pPr>
+        <w:spacing w:after="60"/>
+      </w:pPr>
+    </w:p>
+    <w:p>
+      <w:pPr>
         <w:pStyle w:val="Ttulo3"/>
       </w:pPr>
       <w:r>
+        <w:lastRenderedPageBreak/>
         <w:t>Integración con Java mediante JDBC</w:t>
       </w:r>
     </w:p>
@@ -6583,7 +6843,7 @@
       </w:r>
     </w:p>
     <w:sectPr>
-      <w:footerReference w:type="default" r:id="rId7"/>
+      <w:footerReference w:type="default" r:id="rId8"/>
       <w:pgSz w:w="11906" w:h="16838"/>
       <w:pgMar w:top="1043" w:right="1701" w:bottom="1990" w:left="1701" w:header="708" w:footer="708" w:gutter="0"/>
       <w:cols w:space="720"/>
@@ -7755,4 +8015,16 @@
     </a:ext>
   </a:extLst>
 </a:theme>
+</file>
+
+<file path=customXml/item1.xml><?xml version="1.0" encoding="utf-8"?>
+<b:Sources xmlns:b="http://schemas.openxmlformats.org/officeDocument/2006/bibliography" xmlns="http://schemas.openxmlformats.org/officeDocument/2006/bibliography" SelectedStyle="\APASixthEditionOfficeOnline.xsl" StyleName="APA" Version="6"/>
+</file>
+
+<file path=customXml/itemProps1.xml><?xml version="1.0" encoding="utf-8"?>
+<ds:datastoreItem xmlns:ds="http://schemas.openxmlformats.org/officeDocument/2006/customXml" ds:itemID="{3CA2106C-D85D-49ED-9B6F-F8090DD49CBE}">
+  <ds:schemaRefs>
+    <ds:schemaRef ds:uri="http://schemas.openxmlformats.org/officeDocument/2006/bibliography"/>
+  </ds:schemaRefs>
+</ds:datastoreItem>
 </file>